--- a/reference.docx
+++ b/reference.docx
@@ -2,10 +2,49 @@
 <file path=word/document.xml><?xml version="1.0" encoding="utf-8"?>
 <w:document xmlns:wpc="http://schemas.microsoft.com/office/word/2010/wordprocessingCanvas" xmlns:mc="http://schemas.openxmlformats.org/markup-compatibility/2006" xmlns:o="urn:schemas-microsoft-com:office:office" xmlns:r="http://schemas.openxmlformats.org/officeDocument/2006/relationships" xmlns:m="http://schemas.openxmlformats.org/officeDocument/2006/math" xmlns:v="urn:schemas-microsoft-com:vml" xmlns:wp14="http://schemas.microsoft.com/office/word/2010/wordprocessingDrawing" xmlns:wp="http://schemas.openxmlformats.org/drawingml/2006/wordprocessingDrawing" xmlns:w10="urn:schemas-microsoft-com:office:word" xmlns:w="http://schemas.openxmlformats.org/wordprocessingml/2006/main" xmlns:w14="http://schemas.microsoft.com/office/word/2010/wordml" xmlns:wpg="http://schemas.microsoft.com/office/word/2010/wordprocessingGroup" xmlns:wpi="http://schemas.microsoft.com/office/word/2010/wordprocessingInk" xmlns:wne="http://schemas.microsoft.com/office/word/2006/wordml" xmlns:wps="http://schemas.microsoft.com/office/word/2010/wordprocessingShape" mc:Ignorable="w14 wp14">
   <w:body>
-    <w:p>
-      <w:bookmarkStart w:id="0" w:name="_GoBack"/>
-      <w:bookmarkEnd w:id="0"/>
-    </w:p>
+    <w:tbl>
+      <w:tblPr>
+        <w:tblStyle w:val="TableGrid"/>
+        <w:tblW w:w="0" w:type="auto"/>
+        <w:tblLook w:val="01E0" w:firstRow="1" w:lastRow="1" w:firstColumn="1" w:lastColumn="1" w:noHBand="0" w:noVBand="0"/>
+      </w:tblPr>
+      <w:tblGrid>
+        <w:gridCol w:w="4788"/>
+        <w:gridCol w:w="4788"/>
+      </w:tblGrid>
+      <w:tr>
+        <w:tc>
+          <w:tcPr>
+            <w:tcW w:w="4788" w:type="dxa"/>
+          </w:tcPr>
+          <w:p>
+            <w:bookmarkStart w:id="0" w:name="_GoBack"/>
+            <w:bookmarkEnd w:id="0"/>
+          </w:p>
+        </w:tc>
+        <w:tc>
+          <w:tcPr>
+            <w:tcW w:w="4788" w:type="dxa"/>
+          </w:tcPr>
+          <w:p/>
+        </w:tc>
+      </w:tr>
+      <w:tr>
+        <w:tc>
+          <w:tcPr>
+            <w:tcW w:w="4788" w:type="dxa"/>
+          </w:tcPr>
+          <w:p/>
+        </w:tc>
+        <w:tc>
+          <w:tcPr>
+            <w:tcW w:w="4788" w:type="dxa"/>
+          </w:tcPr>
+          <w:p/>
+        </w:tc>
+      </w:tr>
+    </w:tbl>
+    <w:p/>
     <w:sectPr>
       <w:pgSz w:w="12240" w:h="15840"/>
       <w:pgMar w:top="1701" w:right="1440" w:bottom="1440" w:left="1440" w:header="708" w:footer="708" w:gutter="0"/>
@@ -731,4 +770,16 @@
   <a:objectDefaults/>
   <a:extraClrSchemeLst/>
 </a:theme>
+</file>
+
+<file path=customXml/item1.xml><?xml version="1.0" encoding="utf-8"?>
+<b:Sources xmlns:b="http://schemas.openxmlformats.org/officeDocument/2006/bibliography" xmlns="http://schemas.openxmlformats.org/officeDocument/2006/bibliography" SelectedStyle="\APA.XSL" StyleName="APA"/>
+</file>
+
+<file path=customXml/itemProps1.xml><?xml version="1.0" encoding="utf-8"?>
+<ds:datastoreItem xmlns:ds="http://schemas.openxmlformats.org/officeDocument/2006/customXml" ds:itemID="{2B1137AE-175F-4856-87A8-27761F05E558}">
+  <ds:schemaRefs>
+    <ds:schemaRef ds:uri="http://schemas.openxmlformats.org/officeDocument/2006/bibliography"/>
+  </ds:schemaRefs>
+</ds:datastoreItem>
 </file>
--- a/reference.docx
+++ b/reference.docx
@@ -5,46 +5,26 @@
     <w:tbl>
       <w:tblPr>
         <w:tblStyle w:val="TableGrid"/>
+        <w:tblpPr w:leftFromText="180" w:rightFromText="180" w:vertAnchor="text" w:horzAnchor="margin" w:tblpY="9569"/>
         <w:tblW w:w="0" w:type="auto"/>
-        <w:tblLook w:val="01E0" w:firstRow="1" w:lastRow="1" w:firstColumn="1" w:lastColumn="1" w:noHBand="0" w:noVBand="0"/>
+        <w:tblLook w:val="04A0" w:firstRow="1" w:lastRow="0" w:firstColumn="1" w:lastColumn="0" w:noHBand="0" w:noVBand="1"/>
       </w:tblPr>
       <w:tblGrid>
-        <w:gridCol w:w="4788"/>
-        <w:gridCol w:w="4788"/>
+        <w:gridCol w:w="9576"/>
       </w:tblGrid>
       <w:tr>
         <w:tc>
           <w:tcPr>
-            <w:tcW w:w="4788" w:type="dxa"/>
-          </w:tcPr>
-          <w:p>
-            <w:bookmarkStart w:id="0" w:name="_GoBack"/>
-            <w:bookmarkEnd w:id="0"/>
-          </w:p>
-        </w:tc>
-        <w:tc>
-          <w:tcPr>
-            <w:tcW w:w="4788" w:type="dxa"/>
-          </w:tcPr>
-          <w:p/>
-        </w:tc>
-      </w:tr>
-      <w:tr>
-        <w:tc>
-          <w:tcPr>
-            <w:tcW w:w="4788" w:type="dxa"/>
-          </w:tcPr>
-          <w:p/>
-        </w:tc>
-        <w:tc>
-          <w:tcPr>
-            <w:tcW w:w="4788" w:type="dxa"/>
+            <w:tcW w:w="9576" w:type="dxa"/>
           </w:tcPr>
           <w:p/>
         </w:tc>
       </w:tr>
     </w:tbl>
-    <w:p/>
+    <w:p>
+      <w:bookmarkStart w:id="0" w:name="_GoBack"/>
+      <w:bookmarkEnd w:id="0"/>
+    </w:p>
     <w:sectPr>
       <w:pgSz w:w="12240" w:h="15840"/>
       <w:pgMar w:top="1701" w:right="1440" w:bottom="1440" w:left="1440" w:header="708" w:footer="708" w:gutter="0"/>
@@ -777,7 +757,7 @@
 </file>
 
 <file path=customXml/itemProps1.xml><?xml version="1.0" encoding="utf-8"?>
-<ds:datastoreItem xmlns:ds="http://schemas.openxmlformats.org/officeDocument/2006/customXml" ds:itemID="{2B1137AE-175F-4856-87A8-27761F05E558}">
+<ds:datastoreItem xmlns:ds="http://schemas.openxmlformats.org/officeDocument/2006/customXml" ds:itemID="{9A70435E-AC3F-4EDA-9FDC-0A30E6686875}">
   <ds:schemaRefs>
     <ds:schemaRef ds:uri="http://schemas.openxmlformats.org/officeDocument/2006/bibliography"/>
   </ds:schemaRefs>
